--- a/projects/valuepickr-open-screen/docs/Kalyani Cast-Tech.docx
+++ b/projects/valuepickr-open-screen/docs/Kalyani Cast-Tech.docx
@@ -833,62 +833,7 @@
         <w:spacing w:after="120" w:before="280"/>
       </w:pPr>
       <w:r>
-        <w:t xml:space="preserve">Technical Read (Weekly / Monthly MACD + Bollinger Bands, or RSI/CCI/Williams %R proxy)</w:t>
-      </w:r>
-    </w:p>
-    <w:p>
-      <w:pPr>
-        <w:spacing w:after="120"/>
-      </w:pPr>
-      <w:r>
-        <w:t xml:space="preserve">Not independently pulled this pass.</w:t>
-      </w:r>
-    </w:p>
-    <w:p>
-      <w:pPr>
-        <w:pStyle w:val="Heading1"/>
-        <w:spacing w:after="120" w:before="280"/>
-      </w:pPr>
-      <w:r>
-        <w:t xml:space="preserve">ValuePickr Community Signal</w:t>
-      </w:r>
-    </w:p>
-    <w:p>
-      <w:pPr>
-        <w:spacing w:after="120"/>
-      </w:pPr>
-      <w:r>
-        <w:t xml:space="preserve">Read most recent 50 of 240 posts (single batch, no escalation, covers June-Aug 2026). A genuinely active thread with a steady stream of concrete operational milestones (first container rake movement, new manufacturing facility in Kachchh, Gati Shakti terminal trial train) alongside real skepticism about promotional practices.</w:t>
-      </w:r>
-    </w:p>
-    <w:p>
-      <w:pPr>
-        <w:spacing w:after="120"/>
-      </w:pPr>
-      <w:r>
-        <w:rPr>
-          <w:b/>
-          <w:bCs/>
-          <w:sz w:val="20"/>
-          <w:szCs w:val="20"/>
-        </w:rPr>
-        <w:t xml:space="preserve">High-conviction call from a top contributor: </w:t>
-      </w:r>
-      <w:r>
-        <w:rPr>
-          <w:sz w:val="20"/>
-          <w:szCs w:val="20"/>
-        </w:rPr>
-        <w:t xml:space="preserve">Trusted-roster user hnk_so posted twice but with a skeptical/neutral tone (questioning the 'data center' narrative's technical substance), not a conviction call — no high-conviction entry logged. Most engaged poster: Serendip (25 loves/10 posts), tracking policy and operational news closely. A real, unresolved debate emerged: Pranav_Lakhotia (7 loves, self-described as invested but 'not as biased as most') directly challenged the company's heavy reliance on the promoter's personal X/Twitter account for updates instead of formal concalls/disclosures, suspecting 'narrative pushing' and paid social-media promotion; Familyman and others pushed back that the company has otherwise been transparent. hnk_so separately noted a broader SME-small-cap pattern of overusing 'data center' as a buzzword with little technical substance.</w:t>
-      </w:r>
-    </w:p>
-    <w:p>
-      <w:pPr>
-        <w:pStyle w:val="Heading1"/>
-        <w:spacing w:after="120" w:before="280"/>
-      </w:pPr>
-      <w:r>
-        <w:t xml:space="preserve">Trusted-User Signals (Ongoing)</w:t>
+        <w:t xml:space="preserve">Guidance &amp; Expectation Gap</w:t>
       </w:r>
     </w:p>
     <w:p>
@@ -903,12 +848,12 @@
           <w:sz w:val="18"/>
           <w:szCs w:val="18"/>
         </w:rPr>
-        <w:t xml:space="preserve">Every time a trusted user expresses clear conviction on this stock, most recent first — this section accumulates over time, it isn't a one-time snapshot.</w:t>
-      </w:r>
-    </w:p>
-    <w:p>
-      <w:pPr>
-        <w:spacing w:after="100"/>
+        <w:t xml:space="preserve">Management guidance decoded into commitments, graded on the expectation → action → operational → commercial → financial ladder, then compared to what the current price appears to assume. Method: playbook/guidance-and-expectation-gap.md.</w:t>
+      </w:r>
+    </w:p>
+    <w:p>
+      <w:pPr>
+        <w:spacing w:after="120"/>
       </w:pPr>
       <w:r>
         <w:rPr>
@@ -917,8 +862,351 @@
           <w:sz w:val="20"/>
           <w:szCs w:val="20"/>
         </w:rPr>
-        <w:t xml:space="preserve">2026-08-22 — vikas_sinha</w:t>
-      </w:r>
+        <w:t xml:space="preserve">Market expectation vs. our path:</w:t>
+      </w:r>
+    </w:p>
+    <w:tbl>
+      <w:tblPr>
+        <w:tblW w:type="dxa" w:w="9000"/>
+        <w:tblBorders>
+          <w:top w:val="single" w:color="auto" w:sz="4"/>
+          <w:left w:val="single" w:color="auto" w:sz="4"/>
+          <w:bottom w:val="single" w:color="auto" w:sz="4"/>
+          <w:right w:val="single" w:color="auto" w:sz="4"/>
+          <w:insideH w:val="single" w:color="auto" w:sz="4"/>
+          <w:insideV w:val="single" w:color="auto" w:sz="4"/>
+        </w:tblBorders>
+      </w:tblPr>
+      <w:tblGrid>
+        <w:gridCol w:w="3200"/>
+        <w:gridCol w:w="5800"/>
+      </w:tblGrid>
+      <w:tr>
+        <w:tc>
+          <w:tcPr>
+            <w:tcW w:type="dxa" w:w="3200"/>
+            <w:shd w:fill="F2F2F2" w:val="clear"/>
+          </w:tcPr>
+          <w:p>
+            <w:r>
+              <w:rPr>
+                <w:b/>
+                <w:bCs/>
+              </w:rPr>
+              <w:t xml:space="preserve">As of</w:t>
+            </w:r>
+          </w:p>
+        </w:tc>
+        <w:tc>
+          <w:tcPr>
+            <w:tcW w:type="dxa" w:w="5800"/>
+          </w:tcPr>
+          <w:p>
+            <w:r>
+              <w:t xml:space="preserve">2026-09-09</w:t>
+            </w:r>
+          </w:p>
+        </w:tc>
+      </w:tr>
+      <w:tr>
+        <w:tc>
+          <w:tcPr>
+            <w:tcW w:type="dxa" w:w="3200"/>
+            <w:shd w:fill="F2F2F2" w:val="clear"/>
+          </w:tcPr>
+          <w:p>
+            <w:r>
+              <w:rPr>
+                <w:b/>
+                <w:bCs/>
+              </w:rPr>
+              <w:t xml:space="preserve">Price / multiple</w:t>
+            </w:r>
+          </w:p>
+        </w:tc>
+        <w:tc>
+          <w:tcPr>
+            <w:tcW w:type="dxa" w:w="5800"/>
+          </w:tcPr>
+          <w:p>
+            <w:r>
+              <w:t xml:space="preserve">Rs 945 · 38x P/E · 29x EV/EBITDA</w:t>
+            </w:r>
+          </w:p>
+        </w:tc>
+      </w:tr>
+      <w:tr>
+        <w:tc>
+          <w:tcPr>
+            <w:tcW w:type="dxa" w:w="3200"/>
+            <w:shd w:fill="F2F2F2" w:val="clear"/>
+          </w:tcPr>
+          <w:p>
+            <w:r>
+              <w:rPr>
+                <w:b/>
+                <w:bCs/>
+              </w:rPr>
+              <w:t xml:space="preserve">Right valuation lens</w:t>
+            </w:r>
+          </w:p>
+        </w:tc>
+        <w:tc>
+          <w:tcPr>
+            <w:tcW w:type="dxa" w:w="5800"/>
+          </w:tcPr>
+          <w:p>
+            <w:r>
+              <w:t xml:space="preserve">P/E</w:t>
+            </w:r>
+          </w:p>
+        </w:tc>
+      </w:tr>
+      <w:tr>
+        <w:tc>
+          <w:tcPr>
+            <w:tcW w:type="dxa" w:w="3200"/>
+            <w:shd w:fill="F2F2F2" w:val="clear"/>
+          </w:tcPr>
+          <w:p>
+            <w:r>
+              <w:rPr>
+                <w:b/>
+                <w:bCs/>
+              </w:rPr>
+              <w:t xml:space="preserve">Price implies</w:t>
+            </w:r>
+          </w:p>
+        </w:tc>
+        <w:tc>
+          <w:tcPr>
+            <w:tcW w:type="dxa" w:w="5800"/>
+          </w:tcPr>
+          <w:p>
+            <w:r>
+              <w:t xml:space="preserve">~38x trailing needs ~35-40% EPS CAGR FY26-FY28 to be fair against a ~20x exit for a cyclical castings / ISO-container maker; FY26 revenue growth has already decelerated to ~8% from 40-50% in FY24-FY25.</w:t>
+            </w:r>
+          </w:p>
+        </w:tc>
+      </w:tr>
+      <w:tr>
+        <w:tc>
+          <w:tcPr>
+            <w:tcW w:type="dxa" w:w="3200"/>
+            <w:shd w:fill="F2F2F2" w:val="clear"/>
+          </w:tcPr>
+          <w:p>
+            <w:r>
+              <w:rPr>
+                <w:b/>
+                <w:bCs/>
+              </w:rPr>
+              <w:t xml:space="preserve">Our FY27</w:t>
+            </w:r>
+          </w:p>
+        </w:tc>
+        <w:tc>
+          <w:tcPr>
+            <w:tcW w:type="dxa" w:w="5800"/>
+          </w:tcPr>
+          <w:p>
+            <w:r>
+              <w:t xml:space="preserve">Revenue +15-25%, PAT ~Rs 22-24cr (off ~Rs 18cr FY26) if the container ramp and casting order book hold.</w:t>
+            </w:r>
+          </w:p>
+        </w:tc>
+      </w:tr>
+      <w:tr>
+        <w:tc>
+          <w:tcPr>
+            <w:tcW w:type="dxa" w:w="3200"/>
+            <w:shd w:fill="F2F2F2" w:val="clear"/>
+          </w:tcPr>
+          <w:p>
+            <w:r>
+              <w:rPr>
+                <w:b/>
+                <w:bCs/>
+              </w:rPr>
+              <w:t xml:space="preserve">Our FY28</w:t>
+            </w:r>
+          </w:p>
+        </w:tc>
+        <w:tc>
+          <w:tcPr>
+            <w:tcW w:type="dxa" w:w="5800"/>
+          </w:tcPr>
+          <w:p>
+            <w:r>
+              <w:t xml:space="preserve">~Rs 27-32cr PAT; wide range given the cyclical castings/container end-markets.</w:t>
+            </w:r>
+          </w:p>
+        </w:tc>
+      </w:tr>
+      <w:tr>
+        <w:tc>
+          <w:tcPr>
+            <w:tcW w:type="dxa" w:w="3200"/>
+            <w:shd w:fill="F2F2F2" w:val="clear"/>
+          </w:tcPr>
+          <w:p>
+            <w:r>
+              <w:rPr>
+                <w:b/>
+                <w:bCs/>
+              </w:rPr>
+              <w:t xml:space="preserve">Gap direction</w:t>
+            </w:r>
+          </w:p>
+        </w:tc>
+        <w:tc>
+          <w:tcPr>
+            <w:tcW w:type="dxa" w:w="5800"/>
+          </w:tcPr>
+          <w:p>
+            <w:r>
+              <w:t xml:space="preserve">over-optimistic</w:t>
+            </w:r>
+          </w:p>
+        </w:tc>
+      </w:tr>
+      <w:tr>
+        <w:tc>
+          <w:tcPr>
+            <w:tcW w:type="dxa" w:w="3200"/>
+            <w:shd w:fill="F2F2F2" w:val="clear"/>
+          </w:tcPr>
+          <w:p>
+            <w:r>
+              <w:rPr>
+                <w:b/>
+                <w:bCs/>
+              </w:rPr>
+              <w:t xml:space="preserve">Gap type</w:t>
+            </w:r>
+          </w:p>
+        </w:tc>
+        <w:tc>
+          <w:tcPr>
+            <w:tcW w:type="dxa" w:w="5800"/>
+          </w:tcPr>
+          <w:p>
+            <w:r>
+              <w:t xml:space="preserve">duration</w:t>
+            </w:r>
+          </w:p>
+        </w:tc>
+      </w:tr>
+      <w:tr>
+        <w:tc>
+          <w:tcPr>
+            <w:tcW w:type="dxa" w:w="3200"/>
+            <w:shd w:fill="F2F2F2" w:val="clear"/>
+          </w:tcPr>
+          <w:p>
+            <w:r>
+              <w:rPr>
+                <w:b/>
+                <w:bCs/>
+              </w:rPr>
+              <w:t xml:space="preserve">Gap magnitude</w:t>
+            </w:r>
+          </w:p>
+        </w:tc>
+        <w:tc>
+          <w:tcPr>
+            <w:tcW w:type="dxa" w:w="5800"/>
+          </w:tcPr>
+          <w:p>
+            <w:r>
+              <w:t xml:space="preserve">-12% (our FY28 PAT vs implied)</w:t>
+            </w:r>
+          </w:p>
+        </w:tc>
+      </w:tr>
+      <w:tr>
+        <w:tc>
+          <w:tcPr>
+            <w:tcW w:type="dxa" w:w="3200"/>
+            <w:shd w:fill="F2F2F2" w:val="clear"/>
+          </w:tcPr>
+          <w:p>
+            <w:r>
+              <w:rPr>
+                <w:b/>
+                <w:bCs/>
+              </w:rPr>
+              <w:t xml:space="preserve">Gap basis</w:t>
+            </w:r>
+          </w:p>
+        </w:tc>
+        <w:tc>
+          <w:tcPr>
+            <w:tcW w:type="dxa" w:w="5800"/>
+          </w:tcPr>
+          <w:p>
+            <w:r>
+              <w:t xml:space="preserve">38x prices a continuation of the FY22-FY25 5x revenue burst, but FY26 growth fell to ~8% and the end-markets (castings + ISO containers) are cyclical; debt-free and ~29% ROCE support the quality, not the multiple.</w:t>
+            </w:r>
+          </w:p>
+        </w:tc>
+      </w:tr>
+      <w:tr>
+        <w:tc>
+          <w:tcPr>
+            <w:tcW w:type="dxa" w:w="3200"/>
+            <w:shd w:fill="F2F2F2" w:val="clear"/>
+          </w:tcPr>
+          <w:p>
+            <w:r>
+              <w:rPr>
+                <w:b/>
+                <w:bCs/>
+              </w:rPr>
+              <w:t xml:space="preserve">Evidence quality</w:t>
+            </w:r>
+          </w:p>
+        </w:tc>
+        <w:tc>
+          <w:tcPr>
+            <w:tcW w:type="dxa" w:w="5800"/>
+          </w:tcPr>
+          <w:p>
+            <w:r>
+              <w:t xml:space="preserve">monitor</w:t>
+            </w:r>
+          </w:p>
+        </w:tc>
+      </w:tr>
+    </w:tbl>
+    <w:p>
+      <w:pPr>
+        <w:spacing w:after="120"/>
+      </w:pPr>
+      <w:r>
+        <w:rPr>
+          <w:i/>
+          <w:iCs/>
+          <w:color w:val="666666"/>
+          <w:sz w:val="16"/>
+          <w:szCs w:val="16"/>
+        </w:rPr>
+        <w:t xml:space="preserve">no broker consensus; implied path is a reverse-P/E estimate + screener.in forward figures + VP thread view</w:t>
+      </w:r>
+    </w:p>
+    <w:p>
+      <w:pPr>
+        <w:pStyle w:val="Heading1"/>
+        <w:spacing w:after="120" w:before="280"/>
+      </w:pPr>
+      <w:r>
+        <w:t xml:space="preserve">Ishmohit-Lens Checks (value chain · earnings quality · growth trajectory · management · quality metrics · track record · global-signal check)</w:t>
+      </w:r>
+    </w:p>
+    <w:p>
+      <w:pPr>
+        <w:spacing w:after="120"/>
+      </w:pPr>
       <w:r>
         <w:rPr>
           <w:i/>
@@ -927,6 +1215,336 @@
           <w:sz w:val="18"/>
           <w:szCs w:val="18"/>
         </w:rPr>
+        <w:t xml:space="preserve">Extra checks drawn from @ishmohit1 / SOIC methodology (playbook/ishmohit-soic-style.md): where the company sits in its value chain and what the supply side is doing, whether a margin/PAT inflection is structural or a cyclical peak, the rate-of-change of growth vs. what the multiple demands, and management quality as a positive attribute.</w:t>
+      </w:r>
+    </w:p>
+    <w:p>
+      <w:pPr>
+        <w:spacing w:after="120"/>
+      </w:pPr>
+      <w:r>
+        <w:rPr>
+          <w:b/>
+          <w:bCs/>
+          <w:sz w:val="20"/>
+          <w:szCs w:val="20"/>
+        </w:rPr>
+        <w:t xml:space="preserve">Quality metrics (ROCE · debt · FCF · margin · capex):</w:t>
+      </w:r>
+    </w:p>
+    <w:tbl>
+      <w:tblPr>
+        <w:tblW w:type="dxa" w:w="9000"/>
+        <w:tblBorders>
+          <w:top w:val="single" w:color="auto" w:sz="4"/>
+          <w:left w:val="single" w:color="auto" w:sz="4"/>
+          <w:bottom w:val="single" w:color="auto" w:sz="4"/>
+          <w:right w:val="single" w:color="auto" w:sz="4"/>
+          <w:insideH w:val="single" w:color="auto" w:sz="4"/>
+          <w:insideV w:val="single" w:color="auto" w:sz="4"/>
+        </w:tblBorders>
+      </w:tblPr>
+      <w:tblGrid>
+        <w:gridCol w:w="3200"/>
+        <w:gridCol w:w="5800"/>
+      </w:tblGrid>
+      <w:tr>
+        <w:tc>
+          <w:tcPr>
+            <w:tcW w:type="dxa" w:w="3200"/>
+            <w:shd w:fill="F2F2F2" w:val="clear"/>
+          </w:tcPr>
+          <w:p>
+            <w:r>
+              <w:rPr>
+                <w:b/>
+                <w:bCs/>
+              </w:rPr>
+              <w:t xml:space="preserve">Assessment</w:t>
+            </w:r>
+          </w:p>
+        </w:tc>
+        <w:tc>
+          <w:tcPr>
+            <w:tcW w:type="dxa" w:w="5800"/>
+          </w:tcPr>
+          <w:p>
+            <w:r>
+              <w:t xml:space="preserve">positive</w:t>
+            </w:r>
+          </w:p>
+        </w:tc>
+      </w:tr>
+      <w:tr>
+        <w:tc>
+          <w:tcPr>
+            <w:tcW w:type="dxa" w:w="3200"/>
+            <w:shd w:fill="F2F2F2" w:val="clear"/>
+          </w:tcPr>
+          <w:p>
+            <w:r>
+              <w:rPr>
+                <w:b/>
+                <w:bCs/>
+              </w:rPr>
+              <w:t xml:space="preserve">ROCE</w:t>
+            </w:r>
+          </w:p>
+        </w:tc>
+        <w:tc>
+          <w:tcPr>
+            <w:tcW w:type="dxa" w:w="5800"/>
+          </w:tcPr>
+          <w:p>
+            <w:r>
+              <w:t xml:space="preserve">29% (stable)</w:t>
+            </w:r>
+          </w:p>
+        </w:tc>
+      </w:tr>
+      <w:tr>
+        <w:tc>
+          <w:tcPr>
+            <w:tcW w:type="dxa" w:w="3200"/>
+            <w:shd w:fill="F2F2F2" w:val="clear"/>
+          </w:tcPr>
+          <w:p>
+            <w:r>
+              <w:rPr>
+                <w:b/>
+                <w:bCs/>
+              </w:rPr>
+              <w:t xml:space="preserve">Leverage</w:t>
+            </w:r>
+          </w:p>
+        </w:tc>
+        <w:tc>
+          <w:tcPr>
+            <w:tcW w:type="dxa" w:w="5800"/>
+          </w:tcPr>
+          <w:p>
+            <w:r>
+              <w:t xml:space="preserve">Net debt/EBITDA 0x</w:t>
+            </w:r>
+          </w:p>
+        </w:tc>
+      </w:tr>
+      <w:tr>
+        <w:tc>
+          <w:tcPr>
+            <w:tcW w:type="dxa" w:w="3200"/>
+            <w:shd w:fill="F2F2F2" w:val="clear"/>
+          </w:tcPr>
+          <w:p>
+            <w:r>
+              <w:rPr>
+                <w:b/>
+                <w:bCs/>
+              </w:rPr>
+              <w:t xml:space="preserve">FCF conversion</w:t>
+            </w:r>
+          </w:p>
+        </w:tc>
+        <w:tc>
+          <w:tcPr>
+            <w:tcW w:type="dxa" w:w="5800"/>
+          </w:tcPr>
+          <w:p>
+            <w:r>
+              <w:t xml:space="preserve">-2%</w:t>
+            </w:r>
+          </w:p>
+        </w:tc>
+      </w:tr>
+      <w:tr>
+        <w:tc>
+          <w:tcPr>
+            <w:tcW w:type="dxa" w:w="3200"/>
+            <w:shd w:fill="F2F2F2" w:val="clear"/>
+          </w:tcPr>
+          <w:p>
+            <w:r>
+              <w:rPr>
+                <w:b/>
+                <w:bCs/>
+              </w:rPr>
+              <w:t xml:space="preserve">Margin trend</w:t>
+            </w:r>
+          </w:p>
+        </w:tc>
+        <w:tc>
+          <w:tcPr>
+            <w:tcW w:type="dxa" w:w="5800"/>
+          </w:tcPr>
+          <w:p>
+            <w:r>
+              <w:t xml:space="preserve">stable</w:t>
+            </w:r>
+          </w:p>
+        </w:tc>
+      </w:tr>
+      <w:tr>
+        <w:tc>
+          <w:tcPr>
+            <w:tcW w:type="dxa" w:w="3200"/>
+            <w:shd w:fill="F2F2F2" w:val="clear"/>
+          </w:tcPr>
+          <w:p>
+            <w:r>
+              <w:rPr>
+                <w:b/>
+                <w:bCs/>
+              </w:rPr>
+              <w:t xml:space="preserve">Capex efficiency</w:t>
+            </w:r>
+          </w:p>
+        </w:tc>
+        <w:tc>
+          <w:tcPr>
+            <w:tcW w:type="dxa" w:w="5800"/>
+          </w:tcPr>
+          <w:p>
+            <w:r>
+              <w:t xml:space="preserve">productive</w:t>
+            </w:r>
+          </w:p>
+        </w:tc>
+      </w:tr>
+    </w:tbl>
+    <w:p>
+      <w:pPr>
+        <w:spacing w:after="60" w:before="120"/>
+      </w:pPr>
+      <w:r>
+        <w:rPr>
+          <w:b/>
+          <w:bCs/>
+          <w:sz w:val="20"/>
+          <w:szCs w:val="20"/>
+        </w:rPr>
+        <w:t xml:space="preserve">Track record (Coffee Can persistence check): </w:t>
+      </w:r>
+      <w:r>
+        <w:rPr>
+          <w:sz w:val="20"/>
+          <w:szCs w:val="20"/>
+        </w:rPr>
+        <w:t xml:space="preserve">cleared revenue growth ≥10% AND ROCE ≥15% in 4 of the last 6 years (consistency_score 67)</w:t>
+      </w:r>
+    </w:p>
+    <w:p>
+      <w:pPr>
+        <w:spacing w:after="120"/>
+      </w:pPr>
+      <w:r>
+        <w:rPr>
+          <w:color w:val="666666"/>
+          <w:sz w:val="18"/>
+          <w:szCs w:val="18"/>
+        </w:rPr>
+        <w:t xml:space="preserve">FY21-FY26 (screener 544023): ROCE &gt;=17% every year (17% FY21, then 83% FY22 one-off, 30-35% FY23-FY25, ~29% TTM FY26). Revenue growth -15% FY21, +346% FY22 (tiny base), +29% FY23, +49% FY24, +40% FY25, +8% FY26. Both cleared FY22-FY25 = 4 of 6; FY21 missed on the contraction, FY26 on the +8% slowdown.</w:t>
+      </w:r>
+    </w:p>
+    <w:p>
+      <w:pPr>
+        <w:pStyle w:val="Heading1"/>
+        <w:spacing w:after="120" w:before="280"/>
+      </w:pPr>
+      <w:r>
+        <w:t xml:space="preserve">Technical Read (Weekly / Monthly MACD + Bollinger Bands, or RSI/CCI/Williams %R proxy)</w:t>
+      </w:r>
+    </w:p>
+    <w:p>
+      <w:pPr>
+        <w:spacing w:after="120"/>
+      </w:pPr>
+      <w:r>
+        <w:t xml:space="preserve">Not independently pulled this pass.</w:t>
+      </w:r>
+    </w:p>
+    <w:p>
+      <w:pPr>
+        <w:pStyle w:val="Heading1"/>
+        <w:spacing w:after="120" w:before="280"/>
+      </w:pPr>
+      <w:r>
+        <w:t xml:space="preserve">ValuePickr Community Signal</w:t>
+      </w:r>
+    </w:p>
+    <w:p>
+      <w:pPr>
+        <w:spacing w:after="120"/>
+      </w:pPr>
+      <w:r>
+        <w:t xml:space="preserve">Read most recent 50 of 240 posts (single batch, no escalation, covers June-Aug 2026). A genuinely active thread with a steady stream of concrete operational milestones (first container rake movement, new manufacturing facility in Kachchh, Gati Shakti terminal trial train) alongside real skepticism about promotional practices.</w:t>
+      </w:r>
+    </w:p>
+    <w:p>
+      <w:pPr>
+        <w:spacing w:after="120"/>
+      </w:pPr>
+      <w:r>
+        <w:rPr>
+          <w:b/>
+          <w:bCs/>
+          <w:sz w:val="20"/>
+          <w:szCs w:val="20"/>
+        </w:rPr>
+        <w:t xml:space="preserve">High-conviction call from a top contributor: </w:t>
+      </w:r>
+      <w:r>
+        <w:rPr>
+          <w:sz w:val="20"/>
+          <w:szCs w:val="20"/>
+        </w:rPr>
+        <w:t xml:space="preserve">Trusted-roster user hnk_so posted twice but with a skeptical/neutral tone (questioning the 'data center' narrative's technical substance), not a conviction call — no high-conviction entry logged. Most engaged poster: Serendip (25 loves/10 posts), tracking policy and operational news closely. A real, unresolved debate emerged: Pranav_Lakhotia (7 loves, self-described as invested but 'not as biased as most') directly challenged the company's heavy reliance on the promoter's personal X/Twitter account for updates instead of formal concalls/disclosures, suspecting 'narrative pushing' and paid social-media promotion; Familyman and others pushed back that the company has otherwise been transparent. hnk_so separately noted a broader SME-small-cap pattern of overusing 'data center' as a buzzword with little technical substance.</w:t>
+      </w:r>
+    </w:p>
+    <w:p>
+      <w:pPr>
+        <w:pStyle w:val="Heading1"/>
+        <w:spacing w:after="120" w:before="280"/>
+      </w:pPr>
+      <w:r>
+        <w:t xml:space="preserve">Trusted-User Signals (Ongoing)</w:t>
+      </w:r>
+    </w:p>
+    <w:p>
+      <w:pPr>
+        <w:spacing w:after="120"/>
+      </w:pPr>
+      <w:r>
+        <w:rPr>
+          <w:i/>
+          <w:iCs/>
+          <w:color w:val="666666"/>
+          <w:sz w:val="18"/>
+          <w:szCs w:val="18"/>
+        </w:rPr>
+        <w:t xml:space="preserve">Every time a trusted user expresses clear conviction on this stock, most recent first — this section accumulates over time, it isn't a one-time snapshot.</w:t>
+      </w:r>
+    </w:p>
+    <w:p>
+      <w:pPr>
+        <w:spacing w:after="100"/>
+      </w:pPr>
+      <w:r>
+        <w:rPr>
+          <w:b/>
+          <w:bCs/>
+          <w:sz w:val="20"/>
+          <w:szCs w:val="20"/>
+        </w:rPr>
+        <w:t xml:space="preserve">2026-08-22 — vikas_sinha</w:t>
+      </w:r>
+      <w:r>
+        <w:rPr>
+          <w:i/>
+          <w:iCs/>
+          <w:color w:val="666666"/>
+          <w:sz w:val="18"/>
+          <w:szCs w:val="18"/>
+        </w:rPr>
         <w:t xml:space="preserve"> (The Anti-Portfolio)</w:t>
       </w:r>
       <w:r>
@@ -1158,6 +1776,34 @@
           <w:szCs w:val="24"/>
         </w:rPr>
         <w:t xml:space="preserve">10x-in-2-3-years</w:t>
+      </w:r>
+    </w:p>
+    <w:p>
+      <w:pPr>
+        <w:spacing w:after="120"/>
+      </w:pPr>
+      <w:r>
+        <w:rPr>
+          <w:color w:val="666666"/>
+          <w:sz w:val="20"/>
+          <w:szCs w:val="20"/>
+        </w:rPr>
+        <w:t xml:space="preserve">4-box gate — tailwind: yes · TAM: yes · moat: weak · valuation: no  (score 2.5 / 4)</w:t>
+      </w:r>
+    </w:p>
+    <w:p>
+      <w:pPr>
+        <w:spacing w:after="120"/>
+      </w:pPr>
+      <w:r>
+        <w:rPr>
+          <w:i/>
+          <w:iCs/>
+          <w:color w:val="666666"/>
+          <w:sz w:val="20"/>
+          <w:szCs w:val="20"/>
+        </w:rPr>
+        <w:t xml:space="preserve">Two dated govt catalysts (wagon/container) = real structural tailwind+headroom for a debt-free micro-cap; no moat data; re-rated to 41x P/E/9x P/B, verdict says 'execution now required simply to justify price, not generate upside'</w:t>
       </w:r>
     </w:p>
     <w:p>
